--- a/templates/review-docs/lyrics-track.docx
+++ b/templates/review-docs/lyrics-track.docx
@@ -48,7 +48,8 @@
     </w:p>
     <w:p>
       <w:pPr>
-        <w:spacing w:after="60"/>
+        <w:keepNext/>
+        <w:spacing w:before="220" w:after="40" w:line="276" w:lineRule="auto"/>
       </w:pPr>
       <w:r>
         <w:rPr>
@@ -64,6 +65,7 @@
     </w:p>
     <w:p>
       <w:pPr>
+        <w:keepNext/>
         <w:spacing w:after="80"/>
       </w:pPr>
       <w:r>
@@ -78,7 +80,10 @@
     </w:p>
     <w:p>
       <w:pPr>
-        <w:spacing w:after="30"/>
+        <w:jc w:val="left"/>
+        <w:snapToGrid w:val="0"/>
+        <w:widowControl/>
+        <w:spacing w:after="30" w:line="276" w:lineRule="auto"/>
       </w:pPr>
       <w:r>
         <w:rPr>

--- a/templates/review-docs/lyrics-track.docx
+++ b/templates/review-docs/lyrics-track.docx
@@ -80,6 +80,8 @@
     </w:p>
     <w:p>
       <w:pPr>
+        <w:keepNext w:val="0"/>
+        <w:keepLines w:val="0"/>
         <w:jc w:val="left"/>
         <w:snapToGrid w:val="0"/>
         <w:widowControl/>
